--- a/public/downloads/przykladowa-praca-magisterska-geografia.docx
+++ b/public/downloads/przykladowa-praca-magisterska-geografia.docx
@@ -117,7 +117,7 @@
         <w:t xml:space="preserve">: publiczne dane przestrzenne (CORINE, BDOT10k, ortofotomapy) → analiza zmian w oprogramowaniu GIS → macierz przejść i mapy → interpretacja procesów (suburbanizacja). Kartografia jest tu materiałem dowodowym pracy, nie ilustracją. Niebieskie adnotacje — usuń w swojej pracy. Wyniki liczbowe są przykładowe. Pełne poradniki: praca-magisterska.pl/poradniki/</w:t>
       </w:r>
     </w:p>
-    <w:bookmarkStart w:id="20" w:name="streszczenie"/>
+    <w:bookmarkStart w:id="9" w:name="_streszczenie"/>
     <w:p>
       <w:pPr>
         <w:pStyle w:val="Heading1"/>
@@ -160,8 +160,8 @@
         <w:t xml:space="preserve">[Streszczenie pracy GIS-owej: cel, obszar i okres, źródła danych z nazwami (CORINE, BDOT10k, BDL), metoda (macierze przejść), wynik liczbowy z wzorcem przestrzennym i rama interpretacyjna (suburbanizacja). Nazwy zbiorów danych są tu tym, czym normy w pracy technicznej.]</w:t>
       </w:r>
     </w:p>
-    <w:bookmarkEnd w:id="20"/>
-    <w:bookmarkStart w:id="21" w:name="spis-treści"/>
+    <w:bookmarkEnd w:id="9"/>
+    <w:bookmarkStart w:id="10" w:name="_68349d0c7d64ae346c98bcec9a8185b5790f4f0"/>
     <w:p>
       <w:pPr>
         <w:pStyle w:val="Heading1"/>
@@ -390,8 +390,8 @@
         <w:t xml:space="preserve"> </w:t>
       </w:r>
     </w:p>
-    <w:bookmarkEnd w:id="21"/>
-    <w:bookmarkStart w:id="24" w:name="rozdział-3.-materiały-i-metody"/>
+    <w:bookmarkEnd w:id="10"/>
+    <w:bookmarkStart w:id="13" w:name="_6cd49d93261db074dfea046bd1c07acb013e7a4"/>
     <w:p>
       <w:pPr>
         <w:pStyle w:val="Heading1"/>
@@ -400,7 +400,7 @@
         <w:t xml:space="preserve">Rozdział 3. Materiały i metody</w:t>
       </w:r>
     </w:p>
-    <w:bookmarkStart w:id="22" w:name="dane-źródłowe-i-ich-przygotowanie"/>
+    <w:bookmarkStart w:id="11" w:name="_ff122c9b02e7c72674aaa5860b17fee8dd7192d"/>
     <w:p>
       <w:pPr>
         <w:pStyle w:val="Heading2"/>
@@ -425,8 +425,8 @@
         <w:t xml:space="preserve">[Warsztat geografa: nazwane zbiory danych z poziomami czasowymi, procedura ujednolicenia (układ współrzędnych!), narzędzie. Wszystkie wymienione źródła są publiczne i bezpłatne — praca GIS-owa nie wymaga zakupu danych.]</w:t>
       </w:r>
     </w:p>
-    <w:bookmarkEnd w:id="22"/>
-    <w:bookmarkStart w:id="23" w:name="weryfikacja-danych-i-ocena-dokładności"/>
+    <w:bookmarkEnd w:id="11"/>
+    <w:bookmarkStart w:id="12" w:name="_7465757f894a276c2820c0a24fcd97075b00884"/>
     <w:p>
       <w:pPr>
         <w:pStyle w:val="Heading2"/>
@@ -451,9 +451,9 @@
         <w:t xml:space="preserve">[Ocena dokładności odróżnia analizę GIS od „kolorowania map”: losowe punkty kontrolne, zgodność ogólna, wskazanie słabych klas. Znajomość ograniczeń własnych danych (minimalna jednostka CORINE!) to pierwsza rzecz, o którą zapyta recenzent-geograf.]</w:t>
       </w:r>
     </w:p>
-    <w:bookmarkEnd w:id="23"/>
-    <w:bookmarkEnd w:id="24"/>
-    <w:bookmarkStart w:id="27" w:name="Xc7e51501592f3f05a30e1604924ac886ca7f6dc"/>
+    <w:bookmarkEnd w:id="12"/>
+    <w:bookmarkEnd w:id="13"/>
+    <w:bookmarkStart w:id="16" w:name="_c7e51501592f3f05a30e1604924ac886ca7f6dc"/>
     <w:p>
       <w:pPr>
         <w:pStyle w:val="Heading1"/>
@@ -462,7 +462,7 @@
         <w:t xml:space="preserve">Rozdział 4. Zmiany użytkowania ziemi w latach 2000–2024</w:t>
       </w:r>
     </w:p>
-    <w:bookmarkStart w:id="25" w:name="macierze-przejść-kierunki-zmian"/>
+    <w:bookmarkStart w:id="14" w:name="_5eef029d7fa950f9db1356f6057310aa7a81a59"/>
     <w:p>
       <w:pPr>
         <w:pStyle w:val="Heading2"/>
@@ -712,8 +712,8 @@
         <w:t xml:space="preserve">[Macierz przejść (skąd → dokąd) to analityczne serce pracy o zmianach użytkowania. W pełnej pracy towarzyszą jej mapy: struktura w każdym przekroju czasowym + mapa zmian z lokalizacją konwersji. Każda mapa z pełnym wyposażeniem kartograficznym (skala, legenda, źródło, układ).]</w:t>
       </w:r>
     </w:p>
-    <w:bookmarkEnd w:id="25"/>
-    <w:bookmarkStart w:id="26" w:name="X7b0361a2c8658ab354320db8e59ddc874c48a75"/>
+    <w:bookmarkEnd w:id="14"/>
+    <w:bookmarkStart w:id="15" w:name="_7b0361a2c8658ab354320db8e59ddc874c48a75"/>
     <w:p>
       <w:pPr>
         <w:pStyle w:val="Heading2"/>
@@ -730,9 +730,9 @@
         <w:t xml:space="preserve">Przyrost zabudowy koncentruje się w trzech pasmach wzdłuż dróg wylotowych z miasta, sięgając w podokresie 2012–2024 dalej od granic miasta niż w podokresie wcześniejszym (mediana odległości nowej zabudowy od centrum wzrosła z 9,2 do 12,6 km). Układ pasmowy, rosnący zasięg i przyspieszenie procesu odpowiadają modelowi suburbanizacji pasmowej rozwijającej się wzdłuż korytarzy transportowych.</w:t>
       </w:r>
     </w:p>
-    <w:bookmarkEnd w:id="26"/>
-    <w:bookmarkEnd w:id="27"/>
-    <w:bookmarkStart w:id="28" w:name="rozdział-5.-dyskusja-i-wnioski"/>
+    <w:bookmarkEnd w:id="15"/>
+    <w:bookmarkEnd w:id="16"/>
+    <w:bookmarkStart w:id="17" w:name="_3231d10ea02773cc995f2e6291918ba5edc8f63"/>
     <w:p>
       <w:pPr>
         <w:pStyle w:val="Heading1"/>
@@ -749,8 +749,8 @@
         <w:t xml:space="preserve">Uzyskany obraz zmian jest spójny z wynikami badań stref podmiejskich innych dużych miast Polski, zarówno co do dominującego kierunku konwersji, jak i pasmowego wzorca przestrzennego. Wnioski: (1) proces suburbanizacji w strefie X przyspiesza i rozlewa się na gminy drugiego pierścienia; (2) konwersja dotyka w największym stopniu gruntów ornych wysokich klas bonitacyjnych w pasmach komunikacyjnych, co powinno być przesłanką dla polityki przestrzennej gmin; (3) metodycznie — połączenie CORINE z weryfikacją ortofotomapową równoważy dostępność danych z wymogami dokładności w skali strefy podmiejskiej. Ograniczenia: generalizacja CORINE, nieciągłość metodyczna między poziomami czasowymi oraz analiza pokrycia terenu jako przybliżenia użytkowania.</w:t>
       </w:r>
     </w:p>
-    <w:bookmarkEnd w:id="28"/>
-    <w:bookmarkStart w:id="32" w:name="bibliografia-i-źródła-danych"/>
+    <w:bookmarkEnd w:id="17"/>
+    <w:bookmarkStart w:id="22" w:name="_7f4cfc681514c8b199747e857ae6a27115c91b7"/>
     <w:p>
       <w:pPr>
         <w:pStyle w:val="Heading1"/>
@@ -896,7 +896,7 @@
     </w:p>
     <w:p>
       <w:pPr>
-        <w:pStyle w:val="BodyText"/>
+        <w:pStyle w:val="FirstParagraph"/>
       </w:pPr>
       <w:r>
         <w:t xml:space="preserve">Wzór przygotowała redakcja serwisu</w:t>
@@ -924,7 +924,7 @@
           <w:b/>
           <w:bCs/>
         </w:rPr>
-        <w:t xml:space="preserve">Smart-Edu.ai — pierwsza wersja pracy w kilka godzin, nie w kilka miesięcy</w:t>
+        <w:t xml:space="preserve">„Jak napisać pracę magisterską z geografii” — przewodnik do tego wzoru</w:t>
       </w:r>
     </w:p>
     <w:p>
@@ -932,21 +932,21 @@
         <w:pStyle w:val="Note"/>
       </w:pPr>
       <w:r>
-        <w:t xml:space="preserve">Podajesz temat, kierunek studiów i wytyczne promotora, a sztuczna inteligencja generuje unikalny, gotowy do edycji tekst: z poprawną strukturą rozdziałów, przypisami i bibliografią. Rejestracja jest darmowa, płacisz wyłącznie za wygenerowany tekst.</w:t>
+        <w:t xml:space="preserve">Wzór pokazuje układ pracy. Przewodnik pokazuje, jak wypełnić każdy rozdział treścią: dobór metody i narzędzi, analiza wyników, typowe uwagi recenzentów. PDF + EPUB, 49 zł, dostęp od razu po płatności.</w:t>
       </w:r>
     </w:p>
     <w:p>
       <w:pPr>
         <w:pStyle w:val="Note"/>
       </w:pPr>
-      <w:hyperlink r:id="rId29">
+      <w:hyperlink r:id="rId18">
         <w:r>
           <w:rPr>
             <w:rStyle w:val="Hyperlink"/>
             <w:b/>
             <w:bCs/>
           </w:rPr>
-          <w:t xml:space="preserve">www.smart-edu.ai/pl/masters-thesis</w:t>
+          <w:t xml:space="preserve">praca-magisterska.pl/sklep/jak-napisac-prace-magisterska-z-geografii/</w:t>
         </w:r>
       </w:hyperlink>
     </w:p>
@@ -955,35 +955,50 @@
         <w:pStyle w:val="BodyText"/>
       </w:pPr>
       <w:r>
-        <w:t xml:space="preserve">Wolisz napisać pracę w pełni samodzielnie? Pomoże Ci ebook</w:t>
-      </w:r>
-      <w:r>
-        <w:t xml:space="preserve"> </w:t>
-      </w:r>
-      <w:r>
-        <w:rPr>
-          <w:b/>
-          <w:bCs/>
-        </w:rPr>
-        <w:t xml:space="preserve">„Jak napisać pracę magisterską. Kompletny przewodnik od A do Z”</w:t>
-      </w:r>
-      <w:r>
-        <w:t xml:space="preserve"> </w:t>
-      </w:r>
-      <w:r>
-        <w:t xml:space="preserve">— 250 stron praktycznych wskazówek, szablonów i checklist, z rozdziałem o etycznym korzystaniu z AI:</w:t>
-      </w:r>
-      <w:r>
-        <w:t xml:space="preserve"> </w:t>
-      </w:r>
-      <w:hyperlink r:id="rId30">
+        <w:t xml:space="preserve">Chcesz zobaczyć kompletną pracę z przypisami i bibliografią? Zajrzyj do</w:t>
+      </w:r>
+      <w:r>
+        <w:t xml:space="preserve"> </w:t>
+      </w:r>
+      <w:hyperlink r:id="rId19">
         <w:r>
           <w:rPr>
             <w:rStyle w:val="Hyperlink"/>
           </w:rPr>
-          <w:t xml:space="preserve">www.praca-magisterska.pl/sklep/praca-magisterska-ebook/</w:t>
+          <w:t xml:space="preserve">katalogu gotowych prac wzorcowych</w:t>
         </w:r>
       </w:hyperlink>
+      <w:r>
+        <w:t xml:space="preserve"> </w:t>
+      </w:r>
+      <w:r>
+        <w:t xml:space="preserve">(59 zł za pracę).</w:t>
+      </w:r>
+    </w:p>
+    <w:p>
+      <w:pPr>
+        <w:pStyle w:val="BodyText"/>
+      </w:pPr>
+      <w:r>
+        <w:t xml:space="preserve">Generator</w:t>
+      </w:r>
+      <w:r>
+        <w:t xml:space="preserve"> </w:t>
+      </w:r>
+      <w:hyperlink r:id="rId20">
+        <w:r>
+          <w:rPr>
+            <w:rStyle w:val="Hyperlink"/>
+          </w:rPr>
+          <w:t xml:space="preserve">Smart-Edu.ai</w:t>
+        </w:r>
+      </w:hyperlink>
+      <w:r>
+        <w:t xml:space="preserve"> </w:t>
+      </w:r>
+      <w:r>
+        <w:t xml:space="preserve">przygotuje pierwszą wersję tekstu z pomocą sztucznej inteligencji, jeśli wolisz zacząć od szkicu.</w:t>
+      </w:r>
     </w:p>
     <w:p>
       <w:pPr>
@@ -999,7 +1014,7 @@
       <w:r>
         <w:t xml:space="preserve"> </w:t>
       </w:r>
-      <w:hyperlink r:id="rId31">
+      <w:hyperlink r:id="rId21">
         <w:r>
           <w:rPr>
             <w:rStyle w:val="Hyperlink"/>
@@ -1010,7 +1025,7 @@
         </w:r>
       </w:hyperlink>
     </w:p>
-    <w:bookmarkEnd w:id="32"/>
+    <w:bookmarkEnd w:id="22"/>
     <w:sectPr/>
   </w:body>
 </w:document>
